--- a/manuscript/Supporting_Information_presubmission_v2.docx
+++ b/manuscript/Supporting_Information_presubmission_v2.docx
@@ -1091,7 +1091,6 @@
       <w:pgMar w:top="1080" w:right="1224" w:bottom="1080" w:left="1224" w:header="720" w:footer="720" w:gutter="0"/>
       <w:cols w:space="720"/>
       <w:docGrid w:linePitch="360"/>
-      <w:lnNumType w:countBy="5" w:restart="continuous"/>
     </w:sectPr>
   </w:body>
 </w:document>
